--- a/00-首页/题组Word/习题书/学生版-打印版/第二篇-结构化学/5-对称性与群论.docx
+++ b/00-首页/题组Word/习题书/学生版-打印版/第二篇-结构化学/5-对称性与群论.docx
@@ -2,7 +2,7 @@
 <file path=word/document.xml><?xml version="1.0" encoding="utf-8"?>
 <w:document xmlns:w="http://schemas.openxmlformats.org/wordprocessingml/2006/main" xmlns:m="http://schemas.openxmlformats.org/officeDocument/2006/math" xmlns:r="http://schemas.openxmlformats.org/officeDocument/2006/relationships" xmlns:o="urn:schemas-microsoft-com:office:office" xmlns:v="urn:schemas-microsoft-com:vml" xmlns:w10="urn:schemas-microsoft-com:office:word" xmlns:a="http://schemas.openxmlformats.org/drawingml/2006/main" xmlns:pic="http://schemas.openxmlformats.org/drawingml/2006/picture" xmlns:wp="http://schemas.openxmlformats.org/drawingml/2006/wordprocessingDrawing">
   <w:body>
-    <w:bookmarkStart w:id="41" w:name="第-5-章-对称性与群论"/>
+    <w:bookmarkStart w:id="42" w:name="第-5-章-对称性与群论"/>
     <w:p>
       <w:pPr>
         <w:pStyle w:val="Heading1"/>
@@ -51,7 +51,7 @@
         </w:pict>
       </w:r>
     </w:p>
-    <w:bookmarkStart w:id="9" w:name="群论-习题1.4"/>
+    <w:bookmarkStart w:id="9" w:name="竞赛提升"/>
     <w:p>
       <w:pPr>
         <w:pStyle w:val="Heading2"/>
@@ -60,6 +60,21 @@
       </w:pPr>
       <w:r>
         <w:rPr>
+          <w:rFonts w:hint="eastAsia" w:ascii="Times New Roman" w:hAnsi="Times New Roman" w:eastAsia="SimHei" w:cs="Times New Roman"/>
+        </w:rPr>
+        <w:t xml:space="preserve">竞赛提升</w:t>
+      </w:r>
+    </w:p>
+    <w:bookmarkEnd w:id="9"/>
+    <w:bookmarkStart w:id="10" w:name="群论-习题1.4"/>
+    <w:p>
+      <w:pPr>
+        <w:pStyle w:val="Heading2"/>
+        <w:spacing w:before="280" w:after="80"/>
+        <w:keepNext/>
+      </w:pPr>
+      <w:r>
+        <w:rPr>
           <w:rFonts w:ascii="Times New Roman" w:hAnsi="Times New Roman" w:eastAsia="Times New Roman" w:cs="Times New Roman"/>
         </w:rPr>
         <w:t xml:space="preserve">5.1 </w:t>
@@ -330,8 +345,8 @@
         </w:pict>
       </w:r>
     </w:p>
-    <w:bookmarkEnd w:id="9"/>
-    <w:bookmarkStart w:id="10" w:name="对称性-习题4.1"/>
+    <w:bookmarkEnd w:id="10"/>
+    <w:bookmarkStart w:id="11" w:name="对称性-习题4.1"/>
     <w:p>
       <w:pPr>
         <w:pStyle w:val="Heading2"/>
@@ -445,8 +460,8 @@
         </w:pict>
       </w:r>
     </w:p>
-    <w:bookmarkEnd w:id="10"/>
-    <w:bookmarkStart w:id="11" w:name="对称性-习题4.2"/>
+    <w:bookmarkEnd w:id="11"/>
+    <w:bookmarkStart w:id="12" w:name="对称性-习题4.2"/>
     <w:p>
       <w:pPr>
         <w:pStyle w:val="Heading2"/>
@@ -567,8 +582,8 @@
         </w:pict>
       </w:r>
     </w:p>
-    <w:bookmarkEnd w:id="11"/>
-    <w:bookmarkStart w:id="12" w:name="对称性-习题4.3"/>
+    <w:bookmarkEnd w:id="12"/>
+    <w:bookmarkStart w:id="13" w:name="对称性-习题4.3"/>
     <w:p>
       <w:pPr>
         <w:pStyle w:val="Heading2"/>
@@ -683,8 +698,8 @@
         </w:pict>
       </w:r>
     </w:p>
-    <w:bookmarkEnd w:id="12"/>
-    <w:bookmarkStart w:id="13" w:name="对称性-习题4.4"/>
+    <w:bookmarkEnd w:id="13"/>
+    <w:bookmarkStart w:id="14" w:name="对称性-习题4.4"/>
     <w:p>
       <w:pPr>
         <w:pStyle w:val="Heading2"/>
@@ -799,8 +814,8 @@
         </w:pict>
       </w:r>
     </w:p>
-    <w:bookmarkEnd w:id="13"/>
-    <w:bookmarkStart w:id="14" w:name="对称性-习题4.5"/>
+    <w:bookmarkEnd w:id="14"/>
+    <w:bookmarkStart w:id="15" w:name="对称性-习题4.5"/>
     <w:p>
       <w:pPr>
         <w:pStyle w:val="Heading2"/>
@@ -980,8 +995,8 @@
         </w:pict>
       </w:r>
     </w:p>
-    <w:bookmarkEnd w:id="14"/>
-    <w:bookmarkStart w:id="15" w:name="对称性-习题4.6"/>
+    <w:bookmarkEnd w:id="15"/>
+    <w:bookmarkStart w:id="16" w:name="对称性-习题4.6"/>
     <w:p>
       <w:pPr>
         <w:pStyle w:val="Heading2"/>
@@ -1356,8 +1371,8 @@
         </w:pict>
       </w:r>
     </w:p>
-    <w:bookmarkEnd w:id="15"/>
-    <w:bookmarkStart w:id="16" w:name="对称性-习题4.7"/>
+    <w:bookmarkEnd w:id="16"/>
+    <w:bookmarkStart w:id="17" w:name="对称性-习题4.7"/>
     <w:p>
       <w:pPr>
         <w:pStyle w:val="Heading2"/>
@@ -1452,8 +1467,8 @@
         </w:pict>
       </w:r>
     </w:p>
-    <w:bookmarkEnd w:id="16"/>
-    <w:bookmarkStart w:id="17" w:name="对称性-习题4.8"/>
+    <w:bookmarkEnd w:id="17"/>
+    <w:bookmarkStart w:id="18" w:name="对称性-习题4.8"/>
     <w:p>
       <w:pPr>
         <w:pStyle w:val="Heading2"/>
@@ -1725,8 +1740,8 @@
         </w:pict>
       </w:r>
     </w:p>
-    <w:bookmarkEnd w:id="17"/>
-    <w:bookmarkStart w:id="18" w:name="对称性-习题4.9"/>
+    <w:bookmarkEnd w:id="18"/>
+    <w:bookmarkStart w:id="19" w:name="对称性-习题4.9"/>
     <w:p>
       <w:pPr>
         <w:pStyle w:val="Heading2"/>
@@ -2032,8 +2047,8 @@
         </w:pict>
       </w:r>
     </w:p>
-    <w:bookmarkEnd w:id="18"/>
-    <w:bookmarkStart w:id="19" w:name="对称性-习题4.10"/>
+    <w:bookmarkEnd w:id="19"/>
+    <w:bookmarkStart w:id="20" w:name="对称性-习题4.10"/>
     <w:p>
       <w:pPr>
         <w:pStyle w:val="Heading2"/>
@@ -2253,8 +2268,8 @@
         </w:pict>
       </w:r>
     </w:p>
-    <w:bookmarkEnd w:id="19"/>
-    <w:bookmarkStart w:id="20" w:name="对称性-习题4.11"/>
+    <w:bookmarkEnd w:id="20"/>
+    <w:bookmarkStart w:id="21" w:name="对称性-习题4.11"/>
     <w:p>
       <w:pPr>
         <w:pStyle w:val="Heading2"/>
@@ -2419,8 +2434,8 @@
         </w:pict>
       </w:r>
     </w:p>
-    <w:bookmarkEnd w:id="20"/>
-    <w:bookmarkStart w:id="21" w:name="对称性-习题4.12"/>
+    <w:bookmarkEnd w:id="21"/>
+    <w:bookmarkStart w:id="22" w:name="对称性-习题4.12"/>
     <w:p>
       <w:pPr>
         <w:pStyle w:val="Heading2"/>
@@ -2617,8 +2632,8 @@
         </w:pict>
       </w:r>
     </w:p>
-    <w:bookmarkEnd w:id="21"/>
-    <w:bookmarkStart w:id="22" w:name="对称性-习题4.13"/>
+    <w:bookmarkEnd w:id="22"/>
+    <w:bookmarkStart w:id="23" w:name="对称性-习题4.13"/>
     <w:p>
       <w:pPr>
         <w:pStyle w:val="Heading2"/>
@@ -2677,8 +2692,8 @@
         </w:pict>
       </w:r>
     </w:p>
-    <w:bookmarkEnd w:id="22"/>
-    <w:bookmarkStart w:id="23" w:name="对称性-习题4.14"/>
+    <w:bookmarkEnd w:id="23"/>
+    <w:bookmarkStart w:id="24" w:name="对称性-习题4.14"/>
     <w:p>
       <w:pPr>
         <w:pStyle w:val="Heading2"/>
@@ -2891,8 +2906,8 @@
         </w:pict>
       </w:r>
     </w:p>
-    <w:bookmarkEnd w:id="23"/>
-    <w:bookmarkStart w:id="24" w:name="对称性-习题4.15"/>
+    <w:bookmarkEnd w:id="24"/>
+    <w:bookmarkStart w:id="25" w:name="对称性-习题4.15"/>
     <w:p>
       <w:pPr>
         <w:pStyle w:val="Heading2"/>
@@ -2963,8 +2978,8 @@
         </w:pict>
       </w:r>
     </w:p>
-    <w:bookmarkEnd w:id="24"/>
-    <w:bookmarkStart w:id="25" w:name="对称性-习题4.16"/>
+    <w:bookmarkEnd w:id="25"/>
+    <w:bookmarkStart w:id="26" w:name="对称性-习题4.16"/>
     <w:p>
       <w:pPr>
         <w:pStyle w:val="Heading2"/>
@@ -3366,8 +3381,8 @@
         </w:pict>
       </w:r>
     </w:p>
-    <w:bookmarkEnd w:id="25"/>
-    <w:bookmarkStart w:id="26" w:name="对称性-习题4.17"/>
+    <w:bookmarkEnd w:id="26"/>
+    <w:bookmarkStart w:id="27" w:name="对称性-习题4.17"/>
     <w:p>
       <w:pPr>
         <w:pStyle w:val="Heading2"/>
@@ -3522,8 +3537,8 @@
         </w:pict>
       </w:r>
     </w:p>
-    <w:bookmarkEnd w:id="26"/>
-    <w:bookmarkStart w:id="27" w:name="对称性-习题4.18"/>
+    <w:bookmarkEnd w:id="27"/>
+    <w:bookmarkStart w:id="28" w:name="对称性-习题4.18"/>
     <w:p>
       <w:pPr>
         <w:pStyle w:val="Heading2"/>
@@ -4039,8 +4054,8 @@
         </w:pict>
       </w:r>
     </w:p>
-    <w:bookmarkEnd w:id="27"/>
-    <w:bookmarkStart w:id="28" w:name="对称性-习题4.19"/>
+    <w:bookmarkEnd w:id="28"/>
+    <w:bookmarkStart w:id="29" w:name="对称性-习题4.19"/>
     <w:p>
       <w:pPr>
         <w:pStyle w:val="Heading2"/>
@@ -4344,8 +4359,8 @@
         </w:pict>
       </w:r>
     </w:p>
-    <w:bookmarkEnd w:id="28"/>
-    <w:bookmarkStart w:id="29" w:name="对称性-习题4.20"/>
+    <w:bookmarkEnd w:id="29"/>
+    <w:bookmarkStart w:id="30" w:name="对称性-习题4.20"/>
     <w:p>
       <w:pPr>
         <w:pStyle w:val="Heading2"/>
@@ -4446,8 +4461,8 @@
         </w:pict>
       </w:r>
     </w:p>
-    <w:bookmarkEnd w:id="29"/>
-    <w:bookmarkStart w:id="30" w:name="对称性-习题4.21"/>
+    <w:bookmarkEnd w:id="30"/>
+    <w:bookmarkStart w:id="31" w:name="对称性-习题4.21"/>
     <w:p>
       <w:pPr>
         <w:pStyle w:val="Heading2"/>
@@ -4650,8 +4665,8 @@
         </w:pict>
       </w:r>
     </w:p>
-    <w:bookmarkEnd w:id="30"/>
-    <w:bookmarkStart w:id="31" w:name="对称性-习题4.22"/>
+    <w:bookmarkEnd w:id="31"/>
+    <w:bookmarkStart w:id="32" w:name="对称性-习题4.22"/>
     <w:p>
       <w:pPr>
         <w:pStyle w:val="Heading2"/>
@@ -4952,8 +4967,8 @@
         </w:pict>
       </w:r>
     </w:p>
-    <w:bookmarkEnd w:id="31"/>
-    <w:bookmarkStart w:id="32" w:name="对称性-习题4.23"/>
+    <w:bookmarkEnd w:id="32"/>
+    <w:bookmarkStart w:id="33" w:name="对称性-习题4.23"/>
     <w:p>
       <w:pPr>
         <w:pStyle w:val="Heading2"/>
@@ -5351,8 +5366,8 @@
         </w:pict>
       </w:r>
     </w:p>
-    <w:bookmarkEnd w:id="32"/>
-    <w:bookmarkStart w:id="33" w:name="对称性-习题4.24"/>
+    <w:bookmarkEnd w:id="33"/>
+    <w:bookmarkStart w:id="34" w:name="对称性-习题4.24"/>
     <w:p>
       <w:pPr>
         <w:pStyle w:val="Heading2"/>
@@ -5488,8 +5503,8 @@
         </w:pict>
       </w:r>
     </w:p>
-    <w:bookmarkEnd w:id="33"/>
-    <w:bookmarkStart w:id="34" w:name="对称性-习题4.25"/>
+    <w:bookmarkEnd w:id="34"/>
+    <w:bookmarkStart w:id="35" w:name="对称性-习题4.25"/>
     <w:p>
       <w:pPr>
         <w:pStyle w:val="Heading2"/>
@@ -5554,8 +5569,8 @@
         </w:pict>
       </w:r>
     </w:p>
-    <w:bookmarkEnd w:id="34"/>
-    <w:bookmarkStart w:id="35" w:name="对称性-习题4.26"/>
+    <w:bookmarkEnd w:id="35"/>
+    <w:bookmarkStart w:id="36" w:name="对称性-习题4.26"/>
     <w:p>
       <w:pPr>
         <w:pStyle w:val="Heading2"/>
@@ -5632,8 +5647,8 @@
         </w:pict>
       </w:r>
     </w:p>
-    <w:bookmarkEnd w:id="35"/>
-    <w:bookmarkStart w:id="36" w:name="对称性-习题4.27"/>
+    <w:bookmarkEnd w:id="36"/>
+    <w:bookmarkStart w:id="37" w:name="对称性-习题4.27"/>
     <w:p>
       <w:pPr>
         <w:pStyle w:val="Heading2"/>
@@ -6229,8 +6244,8 @@
         </w:pict>
       </w:r>
     </w:p>
-    <w:bookmarkEnd w:id="36"/>
-    <w:bookmarkStart w:id="37" w:name="对称性-习题4.28"/>
+    <w:bookmarkEnd w:id="37"/>
+    <w:bookmarkStart w:id="38" w:name="对称性-习题4.28"/>
     <w:p>
       <w:pPr>
         <w:pStyle w:val="Heading2"/>
@@ -6635,8 +6650,8 @@
         </w:pict>
       </w:r>
     </w:p>
-    <w:bookmarkEnd w:id="37"/>
-    <w:bookmarkStart w:id="38" w:name="对称性-习题4.29"/>
+    <w:bookmarkEnd w:id="38"/>
+    <w:bookmarkStart w:id="39" w:name="对称性-习题4.29"/>
     <w:p>
       <w:pPr>
         <w:pStyle w:val="Heading2"/>
@@ -6761,8 +6776,8 @@
         </w:pict>
       </w:r>
     </w:p>
-    <w:bookmarkEnd w:id="38"/>
-    <w:bookmarkStart w:id="39" w:name="群论-习题1.11"/>
+    <w:bookmarkEnd w:id="39"/>
+    <w:bookmarkStart w:id="40" w:name="群论-习题1.11"/>
     <w:p>
       <w:pPr>
         <w:pStyle w:val="Heading2"/>
@@ -6908,8 +6923,8 @@
         </w:pict>
       </w:r>
     </w:p>
-    <w:bookmarkEnd w:id="39"/>
-    <w:bookmarkStart w:id="40" w:name="群论-习题1.13"/>
+    <w:bookmarkEnd w:id="40"/>
+    <w:bookmarkStart w:id="41" w:name="群论-习题1.13"/>
     <w:p>
       <w:pPr>
         <w:pStyle w:val="Heading2"/>
@@ -7022,8 +7037,8 @@
         </w:pict>
       </w:r>
     </w:p>
-    <w:bookmarkEnd w:id="40"/>
     <w:bookmarkEnd w:id="41"/>
+    <w:bookmarkEnd w:id="42"/>
     <w:sectPr>
       <w:footerReference w:type="default" r:id="rId9"/>
       <w:headerReference w:type="default" r:id="rId10"/>
